--- a/Практика 2024 Док..docx
+++ b/Практика 2024 Док..docx
@@ -255,31 +255,14 @@
           <w:sz w:val="24"/>
           <w:szCs w:val="24"/>
         </w:rPr>
-        <w:t xml:space="preserve">(направление </w:t>
-      </w:r>
-      <w:proofErr w:type="gramStart"/>
-      <w:r>
-        <w:rPr>
-          <w:color w:val="000000"/>
-          <w:sz w:val="24"/>
-          <w:szCs w:val="24"/>
-        </w:rPr>
-        <w:t xml:space="preserve">подготовки) </w:t>
-      </w:r>
-      <w:r>
-        <w:rPr>
-          <w:sz w:val="24"/>
-          <w:szCs w:val="24"/>
-        </w:rPr>
-        <w:t xml:space="preserve"> Программная</w:t>
-      </w:r>
-      <w:proofErr w:type="gramEnd"/>
-      <w:r>
-        <w:rPr>
-          <w:sz w:val="24"/>
-          <w:szCs w:val="24"/>
-        </w:rPr>
-        <w:t xml:space="preserve"> инженерия (09.03.04)</w:t>
+        <w:t xml:space="preserve">(направление подготовки) </w:t>
+      </w:r>
+      <w:r>
+        <w:rPr>
+          <w:sz w:val="24"/>
+          <w:szCs w:val="24"/>
+        </w:rPr>
+        <w:t xml:space="preserve"> Программная инженерия (09.03.04)</w:t>
       </w:r>
     </w:p>
     <w:p>
@@ -671,17 +654,7 @@
           <w:sz w:val="24"/>
           <w:szCs w:val="24"/>
         </w:rPr>
-        <w:t xml:space="preserve">Вид </w:t>
-      </w:r>
-      <w:proofErr w:type="gramStart"/>
-      <w:r>
-        <w:rPr>
-          <w:b/>
-          <w:color w:val="000000"/>
-          <w:sz w:val="24"/>
-          <w:szCs w:val="24"/>
-        </w:rPr>
-        <w:t>практики:</w:t>
+        <w:t>Вид практики:</w:t>
       </w:r>
       <w:r>
         <w:rPr>
@@ -691,7 +664,6 @@
         </w:rPr>
         <w:t xml:space="preserve">  производственная</w:t>
       </w:r>
-      <w:proofErr w:type="gramEnd"/>
     </w:p>
     <w:p>
       <w:pPr>
@@ -817,19 +789,8 @@
           <w:sz w:val="24"/>
           <w:szCs w:val="24"/>
         </w:rPr>
-        <w:t xml:space="preserve">Сроки и продолжительность </w:t>
-      </w:r>
-      <w:proofErr w:type="gramStart"/>
-      <w:r>
-        <w:rPr>
-          <w:b/>
-          <w:color w:val="000000"/>
-          <w:sz w:val="24"/>
-          <w:szCs w:val="24"/>
-        </w:rPr>
-        <w:t xml:space="preserve">практики:   </w:t>
-      </w:r>
-      <w:proofErr w:type="gramEnd"/>
+        <w:t xml:space="preserve">Сроки и продолжительность практики:   </w:t>
+      </w:r>
       <w:r>
         <w:rPr>
           <w:color w:val="000000"/>
@@ -866,27 +827,7 @@
           <w:sz w:val="24"/>
           <w:szCs w:val="24"/>
         </w:rPr>
-        <w:t xml:space="preserve">Учебная </w:t>
-      </w:r>
-      <w:proofErr w:type="gramStart"/>
-      <w:r>
-        <w:rPr>
-          <w:b/>
-          <w:color w:val="000000"/>
-          <w:sz w:val="24"/>
-          <w:szCs w:val="24"/>
-        </w:rPr>
-        <w:t xml:space="preserve">группа:   </w:t>
-      </w:r>
-      <w:proofErr w:type="gramEnd"/>
-      <w:r>
-        <w:rPr>
-          <w:b/>
-          <w:color w:val="000000"/>
-          <w:sz w:val="24"/>
-          <w:szCs w:val="24"/>
-        </w:rPr>
-        <w:t xml:space="preserve"> </w:t>
+        <w:t xml:space="preserve">Учебная группа:    </w:t>
       </w:r>
       <w:r>
         <w:rPr>
@@ -1150,25 +1091,7 @@
                                 <w:sz w:val="16"/>
                                 <w:u w:val="single"/>
                               </w:rPr>
-                              <w:t xml:space="preserve">Директор Кузнецов </w:t>
-                            </w:r>
-                            <w:proofErr w:type="gramStart"/>
-                            <w:r>
-                              <w:rPr>
-                                <w:color w:val="000000"/>
-                                <w:sz w:val="16"/>
-                                <w:u w:val="single"/>
-                              </w:rPr>
-                              <w:t>Д.Б</w:t>
-                            </w:r>
-                            <w:proofErr w:type="gramEnd"/>
-                            <w:r>
-                              <w:rPr>
-                                <w:color w:val="000000"/>
-                                <w:sz w:val="16"/>
-                                <w:u w:val="single"/>
-                              </w:rPr>
-                              <w:t>_________________________</w:t>
+                              <w:t>Директор Кузнецов Д.Б_________________________</w:t>
                             </w:r>
                           </w:p>
                           <w:p>
@@ -1181,23 +1104,7 @@
                                 <w:color w:val="000000"/>
                                 <w:sz w:val="16"/>
                               </w:rPr>
-                              <w:t xml:space="preserve"> (должность, Ф.И.О.  ответственного за практическую подготовку </w:t>
-                            </w:r>
-                            <w:proofErr w:type="gramStart"/>
-                            <w:r>
-                              <w:rPr>
-                                <w:color w:val="000000"/>
-                                <w:sz w:val="16"/>
-                              </w:rPr>
-                              <w:t>от  профильной</w:t>
-                            </w:r>
-                            <w:proofErr w:type="gramEnd"/>
-                            <w:r>
-                              <w:rPr>
-                                <w:color w:val="000000"/>
-                                <w:sz w:val="16"/>
-                              </w:rPr>
-                              <w:t xml:space="preserve"> организации)     </w:t>
+                              <w:t xml:space="preserve"> (должность, Ф.И.О.  ответственного за практическую подготовку от  профильной организации)     </w:t>
                             </w:r>
                           </w:p>
                           <w:p>
@@ -1210,23 +1117,7 @@
                                 <w:color w:val="000000"/>
                                 <w:sz w:val="16"/>
                               </w:rPr>
-                              <w:t xml:space="preserve">                                                                                                             _________</w:t>
-                            </w:r>
-                            <w:proofErr w:type="gramStart"/>
-                            <w:r>
-                              <w:rPr>
-                                <w:color w:val="000000"/>
-                                <w:sz w:val="16"/>
-                              </w:rPr>
-                              <w:t>_  (</w:t>
-                            </w:r>
-                            <w:proofErr w:type="gramEnd"/>
-                            <w:r>
-                              <w:rPr>
-                                <w:color w:val="000000"/>
-                                <w:sz w:val="16"/>
-                              </w:rPr>
-                              <w:t>подпись)             15.04.2024</w:t>
+                              <w:t xml:space="preserve">                                                                                                             __________  (подпись)             15.04.2024</w:t>
                             </w:r>
                             <w:r>
                               <w:rPr>
@@ -1492,23 +1383,7 @@
                                 <w:color w:val="000000"/>
                                 <w:sz w:val="16"/>
                               </w:rPr>
-                              <w:t xml:space="preserve">                                                                                                             _________</w:t>
-                            </w:r>
-                            <w:proofErr w:type="gramStart"/>
-                            <w:r>
-                              <w:rPr>
-                                <w:color w:val="000000"/>
-                                <w:sz w:val="16"/>
-                              </w:rPr>
-                              <w:t>_  (</w:t>
-                            </w:r>
-                            <w:proofErr w:type="gramEnd"/>
-                            <w:r>
-                              <w:rPr>
-                                <w:color w:val="000000"/>
-                                <w:sz w:val="16"/>
-                              </w:rPr>
-                              <w:t>подпись)             15.04.2024</w:t>
+                              <w:t xml:space="preserve">                                                                                                             __________  (подпись)             15.04.2024</w:t>
                             </w:r>
                             <w:r>
                               <w:rPr>
@@ -2689,7 +2564,6 @@
                 <w:szCs w:val="24"/>
               </w:rPr>
             </w:pPr>
-            <w:proofErr w:type="gramStart"/>
             <w:r>
               <w:rPr>
                 <w:b/>
@@ -2697,20 +2571,8 @@
                 <w:sz w:val="24"/>
                 <w:szCs w:val="24"/>
               </w:rPr>
-              <w:t>окон-</w:t>
+              <w:t>окон-чание</w:t>
             </w:r>
-            <w:proofErr w:type="spellStart"/>
-            <w:r>
-              <w:rPr>
-                <w:b/>
-                <w:color w:val="000000"/>
-                <w:sz w:val="24"/>
-                <w:szCs w:val="24"/>
-              </w:rPr>
-              <w:t>чание</w:t>
-            </w:r>
-            <w:proofErr w:type="spellEnd"/>
-            <w:proofErr w:type="gramEnd"/>
           </w:p>
         </w:tc>
         <w:tc>
@@ -3628,18 +3490,19 @@
         <w:spacing w:line="240" w:lineRule="auto"/>
         <w:ind w:left="0" w:hanging="2"/>
         <w:rPr>
-          <w:color w:val="000000"/>
-          <w:sz w:val="24"/>
-          <w:szCs w:val="24"/>
-        </w:rPr>
-      </w:pPr>
-      <w:r>
-        <w:rPr>
           <w:i/>
           <w:color w:val="000000"/>
           <w:sz w:val="24"/>
           <w:szCs w:val="24"/>
         </w:rPr>
+      </w:pPr>
+      <w:r>
+        <w:rPr>
+          <w:i/>
+          <w:color w:val="000000"/>
+          <w:sz w:val="24"/>
+          <w:szCs w:val="24"/>
+        </w:rPr>
         <w:t xml:space="preserve">Отчет по практике должен быть составлен в соответствии с требованиями ГОСТ 7.32–2017 Система стандартов по информации, библиотечному и издательскому делу. Отчет о научно-исследовательской работе. Структура и правила оформления. </w:t>
       </w:r>
     </w:p>
@@ -3652,12 +3515,10 @@
           <w:right w:val="nil"/>
           <w:between w:val="nil"/>
         </w:pBdr>
-        <w:tabs>
-          <w:tab w:val="left" w:pos="9355"/>
-        </w:tabs>
-        <w:spacing w:line="240" w:lineRule="auto"/>
-        <w:ind w:left="0" w:right="-5" w:hanging="2"/>
-        <w:rPr>
+        <w:spacing w:line="240" w:lineRule="auto"/>
+        <w:ind w:left="0" w:hanging="2"/>
+        <w:rPr>
+          <w:i/>
           <w:color w:val="000000"/>
           <w:sz w:val="24"/>
           <w:szCs w:val="24"/>
@@ -3691,18 +3552,16 @@
           <w:sz w:val="24"/>
           <w:szCs w:val="24"/>
         </w:rPr>
-        <w:t>Задание принял к исполнению         _____________</w:t>
-      </w:r>
-      <w:proofErr w:type="gramStart"/>
-      <w:r>
-        <w:rPr>
-          <w:color w:val="000000"/>
-          <w:sz w:val="24"/>
-          <w:szCs w:val="24"/>
-        </w:rPr>
-        <w:t xml:space="preserve">   (</w:t>
-      </w:r>
-      <w:proofErr w:type="gramEnd"/>
+        <w:t>Руководитель по практической подготовке от кафедры</w:t>
+      </w:r>
+      <w:r>
+        <w:rPr>
+          <w:color w:val="000000"/>
+          <w:sz w:val="24"/>
+          <w:szCs w:val="24"/>
+        </w:rPr>
+        <w:t xml:space="preserve">         _____________   (</w:t>
+      </w:r>
       <w:r>
         <w:rPr>
           <w:color w:val="000000"/>
@@ -3710,7 +3569,7 @@
           <w:szCs w:val="24"/>
           <w:u w:val="single"/>
         </w:rPr>
-        <w:t>Мехоношин В</w:t>
+        <w:t>Кузнецов</w:t>
       </w:r>
       <w:r>
         <w:rPr>
@@ -3719,6 +3578,24 @@
           <w:szCs w:val="24"/>
           <w:u w:val="single"/>
         </w:rPr>
+        <w:t xml:space="preserve"> </w:t>
+      </w:r>
+      <w:r>
+        <w:rPr>
+          <w:color w:val="000000"/>
+          <w:sz w:val="24"/>
+          <w:szCs w:val="24"/>
+          <w:u w:val="single"/>
+        </w:rPr>
+        <w:t>Д</w:t>
+      </w:r>
+      <w:r>
+        <w:rPr>
+          <w:color w:val="000000"/>
+          <w:sz w:val="24"/>
+          <w:szCs w:val="24"/>
+          <w:u w:val="single"/>
+        </w:rPr>
         <w:t>.</w:t>
       </w:r>
       <w:r>
@@ -3728,7 +3605,7 @@
           <w:szCs w:val="24"/>
           <w:u w:val="single"/>
         </w:rPr>
-        <w:t>А</w:t>
+        <w:t>Б</w:t>
       </w:r>
       <w:r>
         <w:rPr>
@@ -3757,47 +3634,17 @@
           <w:right w:val="nil"/>
           <w:between w:val="nil"/>
         </w:pBdr>
-        <w:spacing w:line="240" w:lineRule="auto"/>
-        <w:ind w:left="0" w:hanging="2"/>
-        <w:jc w:val="center"/>
-        <w:rPr>
-          <w:color w:val="000000"/>
-          <w:sz w:val="18"/>
-          <w:szCs w:val="18"/>
-        </w:rPr>
-      </w:pPr>
-      <w:r>
-        <w:rPr>
-          <w:color w:val="000000"/>
-        </w:rPr>
-        <w:t xml:space="preserve">               </w:t>
-      </w:r>
-      <w:r>
-        <w:rPr>
-          <w:color w:val="000000"/>
-          <w:sz w:val="18"/>
-          <w:szCs w:val="18"/>
-        </w:rPr>
-        <w:t>(</w:t>
-      </w:r>
-      <w:proofErr w:type="gramStart"/>
-      <w:r>
-        <w:rPr>
-          <w:color w:val="000000"/>
-          <w:sz w:val="18"/>
-          <w:szCs w:val="18"/>
-        </w:rPr>
-        <w:t xml:space="preserve">подпись)   </w:t>
-      </w:r>
-      <w:proofErr w:type="gramEnd"/>
-      <w:r>
-        <w:rPr>
-          <w:color w:val="000000"/>
-          <w:sz w:val="18"/>
-          <w:szCs w:val="18"/>
-        </w:rPr>
-        <w:t xml:space="preserve">                         (Ф.И.О.)</w:t>
-      </w:r>
+        <w:tabs>
+          <w:tab w:val="left" w:pos="9355"/>
+        </w:tabs>
+        <w:spacing w:line="240" w:lineRule="auto"/>
+        <w:ind w:left="0" w:right="-5" w:hanging="2"/>
+        <w:rPr>
+          <w:color w:val="000000"/>
+          <w:sz w:val="24"/>
+          <w:szCs w:val="24"/>
+        </w:rPr>
+      </w:pPr>
     </w:p>
     <w:p>
       <w:pPr>
@@ -3816,6 +3663,113 @@
         <w:ind w:left="0" w:hanging="2"/>
         <w:rPr>
           <w:color w:val="000000"/>
+          <w:sz w:val="24"/>
+          <w:szCs w:val="24"/>
+        </w:rPr>
+      </w:pPr>
+      <w:r>
+        <w:rPr>
+          <w:color w:val="000000"/>
+          <w:sz w:val="24"/>
+          <w:szCs w:val="24"/>
+        </w:rPr>
+        <w:t>Задание принял к исполнению         _____________   (</w:t>
+      </w:r>
+      <w:r>
+        <w:rPr>
+          <w:color w:val="000000"/>
+          <w:sz w:val="24"/>
+          <w:szCs w:val="24"/>
+          <w:u w:val="single"/>
+        </w:rPr>
+        <w:t>Мехоношин В</w:t>
+      </w:r>
+      <w:r>
+        <w:rPr>
+          <w:color w:val="000000"/>
+          <w:sz w:val="24"/>
+          <w:szCs w:val="24"/>
+          <w:u w:val="single"/>
+        </w:rPr>
+        <w:t>.</w:t>
+      </w:r>
+      <w:r>
+        <w:rPr>
+          <w:color w:val="000000"/>
+          <w:sz w:val="24"/>
+          <w:szCs w:val="24"/>
+          <w:u w:val="single"/>
+        </w:rPr>
+        <w:t>А</w:t>
+      </w:r>
+      <w:r>
+        <w:rPr>
+          <w:color w:val="000000"/>
+          <w:sz w:val="24"/>
+          <w:szCs w:val="24"/>
+          <w:u w:val="single"/>
+        </w:rPr>
+        <w:t>.</w:t>
+      </w:r>
+      <w:r>
+        <w:rPr>
+          <w:color w:val="000000"/>
+          <w:sz w:val="24"/>
+          <w:szCs w:val="24"/>
+        </w:rPr>
+        <w:t>)</w:t>
+      </w:r>
+    </w:p>
+    <w:p>
+      <w:pPr>
+        <w:pBdr>
+          <w:top w:val="nil"/>
+          <w:left w:val="nil"/>
+          <w:bottom w:val="nil"/>
+          <w:right w:val="nil"/>
+          <w:between w:val="nil"/>
+        </w:pBdr>
+        <w:spacing w:line="240" w:lineRule="auto"/>
+        <w:ind w:left="0" w:hanging="2"/>
+        <w:jc w:val="center"/>
+        <w:rPr>
+          <w:color w:val="000000"/>
+          <w:sz w:val="18"/>
+          <w:szCs w:val="18"/>
+        </w:rPr>
+      </w:pPr>
+      <w:r>
+        <w:rPr>
+          <w:color w:val="000000"/>
+        </w:rPr>
+        <w:t xml:space="preserve">               </w:t>
+      </w:r>
+      <w:r>
+        <w:rPr>
+          <w:color w:val="000000"/>
+          <w:sz w:val="18"/>
+          <w:szCs w:val="18"/>
+        </w:rPr>
+        <w:t>(подпись)                            (Ф.И.О.)</w:t>
+      </w:r>
+    </w:p>
+    <w:p>
+      <w:pPr>
+        <w:pBdr>
+          <w:top w:val="nil"/>
+          <w:left w:val="nil"/>
+          <w:bottom w:val="nil"/>
+          <w:right w:val="nil"/>
+          <w:between w:val="nil"/>
+        </w:pBdr>
+        <w:tabs>
+          <w:tab w:val="left" w:pos="4395"/>
+          <w:tab w:val="left" w:pos="4820"/>
+        </w:tabs>
+        <w:spacing w:line="240" w:lineRule="auto"/>
+        <w:ind w:left="0" w:hanging="2"/>
+        <w:rPr>
+          <w:color w:val="000000"/>
         </w:rPr>
       </w:pPr>
       <w:r>
@@ -4148,31 +4102,14 @@
           <w:sz w:val="24"/>
           <w:szCs w:val="24"/>
         </w:rPr>
-        <w:t xml:space="preserve">(направление </w:t>
-      </w:r>
-      <w:proofErr w:type="gramStart"/>
-      <w:r>
-        <w:rPr>
-          <w:color w:val="000000"/>
-          <w:sz w:val="24"/>
-          <w:szCs w:val="24"/>
-        </w:rPr>
-        <w:t xml:space="preserve">подготовки) </w:t>
-      </w:r>
-      <w:r>
-        <w:rPr>
-          <w:sz w:val="24"/>
-          <w:szCs w:val="24"/>
-        </w:rPr>
-        <w:t xml:space="preserve"> Программная</w:t>
-      </w:r>
-      <w:proofErr w:type="gramEnd"/>
-      <w:r>
-        <w:rPr>
-          <w:sz w:val="24"/>
-          <w:szCs w:val="24"/>
-        </w:rPr>
-        <w:t xml:space="preserve"> инженерия (09.03.04)</w:t>
+        <w:t xml:space="preserve">(направление подготовки) </w:t>
+      </w:r>
+      <w:r>
+        <w:rPr>
+          <w:sz w:val="24"/>
+          <w:szCs w:val="24"/>
+        </w:rPr>
+        <w:t xml:space="preserve"> Программная инженерия (09.03.04)</w:t>
       </w:r>
     </w:p>
     <w:p>
@@ -4943,25 +4880,7 @@
           <w:sz w:val="24"/>
           <w:szCs w:val="24"/>
         </w:rPr>
-        <w:t xml:space="preserve">Должность, </w:t>
-      </w:r>
-      <w:proofErr w:type="spellStart"/>
-      <w:r>
-        <w:rPr>
-          <w:color w:val="000000"/>
-          <w:sz w:val="24"/>
-          <w:szCs w:val="24"/>
-        </w:rPr>
-        <w:t>ф.и.о.</w:t>
-      </w:r>
-      <w:proofErr w:type="spellEnd"/>
-      <w:r>
-        <w:rPr>
-          <w:color w:val="000000"/>
-          <w:sz w:val="24"/>
-          <w:szCs w:val="24"/>
-        </w:rPr>
-        <w:t xml:space="preserve"> ответственного за практическую подготовку от профильной организации: </w:t>
+        <w:t xml:space="preserve">Должность, ф.и.о. ответственного за практическую подготовку от профильной организации: </w:t>
       </w:r>
     </w:p>
     <w:p>
@@ -4985,18 +4904,8 @@
           <w:sz w:val="24"/>
           <w:szCs w:val="24"/>
         </w:rPr>
-        <w:t xml:space="preserve">Директор Кузнецов </w:t>
-      </w:r>
-      <w:proofErr w:type="gramStart"/>
-      <w:r>
-        <w:rPr>
-          <w:color w:val="000000"/>
-          <w:sz w:val="24"/>
-          <w:szCs w:val="24"/>
-        </w:rPr>
-        <w:t>Д.Б</w:t>
-      </w:r>
-      <w:proofErr w:type="gramEnd"/>
+        <w:t>Директор Кузнецов Д.Б</w:t>
+      </w:r>
     </w:p>
     <w:p>
       <w:pPr>
@@ -6457,25 +6366,7 @@
           <w:sz w:val="16"/>
           <w:szCs w:val="16"/>
         </w:rPr>
-        <w:t xml:space="preserve">   подпись                              </w:t>
-      </w:r>
-      <w:proofErr w:type="gramStart"/>
-      <w:r>
-        <w:rPr>
-          <w:color w:val="000000"/>
-          <w:sz w:val="16"/>
-          <w:szCs w:val="16"/>
-        </w:rPr>
-        <w:t xml:space="preserve">   (</w:t>
-      </w:r>
-      <w:proofErr w:type="gramEnd"/>
-      <w:r>
-        <w:rPr>
-          <w:color w:val="000000"/>
-          <w:sz w:val="16"/>
-          <w:szCs w:val="16"/>
-        </w:rPr>
-        <w:t>инициалы, фамилия)</w:t>
+        <w:t xml:space="preserve">   подпись                                 (инициалы, фамилия)</w:t>
       </w:r>
     </w:p>
     <w:p>
@@ -7440,6 +7331,7 @@
   <w:style w:type="paragraph" w:default="1" w:styleId="a">
     <w:name w:val="Normal"/>
     <w:qFormat/>
+    <w:rsid w:val="00AB6FCC"/>
     <w:pPr>
       <w:suppressAutoHyphens/>
       <w:spacing w:line="1" w:lineRule="atLeast"/>
@@ -7832,9 +7724,7 @@
       <w:tblStyleRowBandSize w:val="1"/>
       <w:tblStyleColBandSize w:val="1"/>
       <w:tblCellMar>
-        <w:top w:w="0" w:type="dxa"/>
         <w:left w:w="108" w:type="dxa"/>
-        <w:bottom w:w="0" w:type="dxa"/>
         <w:right w:w="108" w:type="dxa"/>
       </w:tblCellMar>
     </w:tblPr>
@@ -7845,9 +7735,7 @@
       <w:tblStyleRowBandSize w:val="1"/>
       <w:tblStyleColBandSize w:val="1"/>
       <w:tblCellMar>
-        <w:top w:w="0" w:type="dxa"/>
         <w:left w:w="108" w:type="dxa"/>
-        <w:bottom w:w="0" w:type="dxa"/>
         <w:right w:w="108" w:type="dxa"/>
       </w:tblCellMar>
     </w:tblPr>
